--- a/chapters/05/core/AIHE-C01/supp/AIHE-I/docx/AIHE-I_template.docx
+++ b/chapters/05/core/AIHE-C01/supp/AIHE-I/docx/AIHE-I_template.docx
@@ -5,7 +5,7 @@
     <w:p>
       <w:pPr>
         <w:pStyle w:val="Title"/>
-        <w:jc w:val="center"/>
+        <w:jc w:val="centre"/>
       </w:pPr>
       <w:r>
         <w:rPr>
@@ -27,7 +27,7 @@
     </w:p>
     <w:p>
       <w:pPr>
-        <w:jc w:val="center"/>
+        <w:jc w:val="centre"/>
       </w:pPr>
       <w:r>
         <w:rPr>
@@ -41,7 +41,7 @@
       <w:tblPr>
         <w:tblStyle w:val="TableGrid"/>
         <w:tblW w:type="auto" w:w="0"/>
-        <w:jc w:val="center"/>
+        <w:jc w:val="centre"/>
         <w:tblLook w:firstColumn="1" w:firstRow="1" w:lastColumn="0" w:lastRow="0" w:noHBand="0" w:noVBand="1" w:val="04A0"/>
       </w:tblPr>
       <w:tblGrid>
@@ -110,7 +110,7 @@
               <w:bottom w:w="80" w:type="dxa"/>
               <w:end w:w="80" w:type="dxa"/>
             </w:tcMar>
-            <w:vAlign w:val="center"/>
+            <w:vAlign w:val="centre"/>
           </w:tcPr>
           <w:p>
             <w:pPr>
@@ -184,7 +184,7 @@
               <w:bottom w:w="80" w:type="dxa"/>
               <w:end w:w="80" w:type="dxa"/>
             </w:tcMar>
-            <w:vAlign w:val="center"/>
+            <w:vAlign w:val="centre"/>
           </w:tcPr>
           <w:p>
             <w:pPr>
@@ -252,7 +252,7 @@
     </w:p>
     <w:p>
       <w:r>
-        <w:t>Complete the fields with the multidisciplinary team. Record evidence sources, assumptions, limitations, owners, dates, and decision thresholds. Use synthetic or appropriately governed data only. The worked example is fictional and is provided for teaching.</w:t>
+        <w:t>Complete the fields with the multidisciplinary team. Record evidence sources, assumptions, limitations, owners, dates, and decision thresholds. Use synthetic or appropriately governed data only. The worked example is fictional and is provided as a synthetic demonstration.</w:t>
       </w:r>
     </w:p>
     <w:p>
@@ -319,7 +319,7 @@
       <w:tblPr>
         <w:tblStyle w:val="TableGrid"/>
         <w:tblW w:type="auto" w:w="0"/>
-        <w:jc w:val="center"/>
+        <w:jc w:val="centre"/>
         <w:tblLook w:firstColumn="1" w:firstRow="1" w:lastColumn="0" w:lastRow="0" w:noHBand="0" w:noVBand="1" w:val="04A0"/>
       </w:tblPr>
       <w:tblGrid>
@@ -335,7 +335,7 @@
         <w:tc>
           <w:tcPr>
             <w:tcW w:type="dxa" w:w="2592"/>
-            <w:vAlign w:val="center"/>
+            <w:vAlign w:val="centre"/>
             <w:tcMar>
               <w:top w:w="80" w:type="dxa"/>
               <w:start w:w="80" w:type="dxa"/>
@@ -356,7 +356,7 @@
         <w:tc>
           <w:tcPr>
             <w:tcW w:type="dxa" w:w="2592"/>
-            <w:vAlign w:val="center"/>
+            <w:vAlign w:val="centre"/>
             <w:tcMar>
               <w:top w:w="80" w:type="dxa"/>
               <w:start w:w="80" w:type="dxa"/>
@@ -377,7 +377,7 @@
         <w:tc>
           <w:tcPr>
             <w:tcW w:type="dxa" w:w="2592"/>
-            <w:vAlign w:val="center"/>
+            <w:vAlign w:val="centre"/>
             <w:tcMar>
               <w:top w:w="80" w:type="dxa"/>
               <w:start w:w="80" w:type="dxa"/>
@@ -398,7 +398,7 @@
         <w:tc>
           <w:tcPr>
             <w:tcW w:type="dxa" w:w="2592"/>
-            <w:vAlign w:val="center"/>
+            <w:vAlign w:val="centre"/>
             <w:tcMar>
               <w:top w:w="80" w:type="dxa"/>
               <w:start w:w="80" w:type="dxa"/>
@@ -421,7 +421,7 @@
         <w:tc>
           <w:tcPr>
             <w:tcW w:type="dxa" w:w="2592"/>
-            <w:vAlign w:val="center"/>
+            <w:vAlign w:val="centre"/>
             <w:tcMar>
               <w:top w:w="80" w:type="dxa"/>
               <w:start w:w="80" w:type="dxa"/>
@@ -438,7 +438,7 @@
         <w:tc>
           <w:tcPr>
             <w:tcW w:type="dxa" w:w="2592"/>
-            <w:vAlign w:val="center"/>
+            <w:vAlign w:val="centre"/>
             <w:tcMar>
               <w:top w:w="80" w:type="dxa"/>
               <w:start w:w="80" w:type="dxa"/>
@@ -465,7 +465,7 @@
         <w:tc>
           <w:tcPr>
             <w:tcW w:type="dxa" w:w="2592"/>
-            <w:vAlign w:val="center"/>
+            <w:vAlign w:val="centre"/>
             <w:tcMar>
               <w:top w:w="80" w:type="dxa"/>
               <w:start w:w="80" w:type="dxa"/>
@@ -492,7 +492,7 @@
         <w:tc>
           <w:tcPr>
             <w:tcW w:type="dxa" w:w="2592"/>
-            <w:vAlign w:val="center"/>
+            <w:vAlign w:val="centre"/>
             <w:tcMar>
               <w:top w:w="80" w:type="dxa"/>
               <w:start w:w="80" w:type="dxa"/>
@@ -521,7 +521,7 @@
         <w:tc>
           <w:tcPr>
             <w:tcW w:type="dxa" w:w="2592"/>
-            <w:vAlign w:val="center"/>
+            <w:vAlign w:val="centre"/>
             <w:tcMar>
               <w:top w:w="80" w:type="dxa"/>
               <w:start w:w="80" w:type="dxa"/>
@@ -538,7 +538,7 @@
         <w:tc>
           <w:tcPr>
             <w:tcW w:type="dxa" w:w="2592"/>
-            <w:vAlign w:val="center"/>
+            <w:vAlign w:val="centre"/>
             <w:tcMar>
               <w:top w:w="80" w:type="dxa"/>
               <w:start w:w="80" w:type="dxa"/>
@@ -565,7 +565,7 @@
         <w:tc>
           <w:tcPr>
             <w:tcW w:type="dxa" w:w="2592"/>
-            <w:vAlign w:val="center"/>
+            <w:vAlign w:val="centre"/>
             <w:tcMar>
               <w:top w:w="80" w:type="dxa"/>
               <w:start w:w="80" w:type="dxa"/>
@@ -592,7 +592,7 @@
         <w:tc>
           <w:tcPr>
             <w:tcW w:type="dxa" w:w="2592"/>
-            <w:vAlign w:val="center"/>
+            <w:vAlign w:val="centre"/>
             <w:tcMar>
               <w:top w:w="80" w:type="dxa"/>
               <w:start w:w="80" w:type="dxa"/>
@@ -621,7 +621,7 @@
         <w:tc>
           <w:tcPr>
             <w:tcW w:type="dxa" w:w="2592"/>
-            <w:vAlign w:val="center"/>
+            <w:vAlign w:val="centre"/>
             <w:tcMar>
               <w:top w:w="80" w:type="dxa"/>
               <w:start w:w="80" w:type="dxa"/>
@@ -638,7 +638,7 @@
         <w:tc>
           <w:tcPr>
             <w:tcW w:type="dxa" w:w="2592"/>
-            <w:vAlign w:val="center"/>
+            <w:vAlign w:val="centre"/>
             <w:tcMar>
               <w:top w:w="80" w:type="dxa"/>
               <w:start w:w="80" w:type="dxa"/>
@@ -665,7 +665,7 @@
         <w:tc>
           <w:tcPr>
             <w:tcW w:type="dxa" w:w="2592"/>
-            <w:vAlign w:val="center"/>
+            <w:vAlign w:val="centre"/>
             <w:tcMar>
               <w:top w:w="80" w:type="dxa"/>
               <w:start w:w="80" w:type="dxa"/>
@@ -692,7 +692,7 @@
         <w:tc>
           <w:tcPr>
             <w:tcW w:type="dxa" w:w="2592"/>
-            <w:vAlign w:val="center"/>
+            <w:vAlign w:val="centre"/>
             <w:tcMar>
               <w:top w:w="80" w:type="dxa"/>
               <w:start w:w="80" w:type="dxa"/>
@@ -721,7 +721,7 @@
         <w:tc>
           <w:tcPr>
             <w:tcW w:type="dxa" w:w="2592"/>
-            <w:vAlign w:val="center"/>
+            <w:vAlign w:val="centre"/>
             <w:tcMar>
               <w:top w:w="80" w:type="dxa"/>
               <w:start w:w="80" w:type="dxa"/>
@@ -738,7 +738,7 @@
         <w:tc>
           <w:tcPr>
             <w:tcW w:type="dxa" w:w="2592"/>
-            <w:vAlign w:val="center"/>
+            <w:vAlign w:val="centre"/>
             <w:tcMar>
               <w:top w:w="80" w:type="dxa"/>
               <w:start w:w="80" w:type="dxa"/>
@@ -765,7 +765,7 @@
         <w:tc>
           <w:tcPr>
             <w:tcW w:type="dxa" w:w="2592"/>
-            <w:vAlign w:val="center"/>
+            <w:vAlign w:val="centre"/>
             <w:tcMar>
               <w:top w:w="80" w:type="dxa"/>
               <w:start w:w="80" w:type="dxa"/>
@@ -792,7 +792,7 @@
         <w:tc>
           <w:tcPr>
             <w:tcW w:type="dxa" w:w="2592"/>
-            <w:vAlign w:val="center"/>
+            <w:vAlign w:val="centre"/>
             <w:tcMar>
               <w:top w:w="80" w:type="dxa"/>
               <w:start w:w="80" w:type="dxa"/>
@@ -821,7 +821,7 @@
         <w:tc>
           <w:tcPr>
             <w:tcW w:type="dxa" w:w="2592"/>
-            <w:vAlign w:val="center"/>
+            <w:vAlign w:val="centre"/>
             <w:tcMar>
               <w:top w:w="80" w:type="dxa"/>
               <w:start w:w="80" w:type="dxa"/>
@@ -838,7 +838,7 @@
         <w:tc>
           <w:tcPr>
             <w:tcW w:type="dxa" w:w="2592"/>
-            <w:vAlign w:val="center"/>
+            <w:vAlign w:val="centre"/>
             <w:tcMar>
               <w:top w:w="80" w:type="dxa"/>
               <w:start w:w="80" w:type="dxa"/>
@@ -865,7 +865,7 @@
         <w:tc>
           <w:tcPr>
             <w:tcW w:type="dxa" w:w="2592"/>
-            <w:vAlign w:val="center"/>
+            <w:vAlign w:val="centre"/>
             <w:tcMar>
               <w:top w:w="80" w:type="dxa"/>
               <w:start w:w="80" w:type="dxa"/>
@@ -892,7 +892,7 @@
         <w:tc>
           <w:tcPr>
             <w:tcW w:type="dxa" w:w="2592"/>
-            <w:vAlign w:val="center"/>
+            <w:vAlign w:val="centre"/>
             <w:tcMar>
               <w:top w:w="80" w:type="dxa"/>
               <w:start w:w="80" w:type="dxa"/>
@@ -921,7 +921,7 @@
         <w:tc>
           <w:tcPr>
             <w:tcW w:type="dxa" w:w="2592"/>
-            <w:vAlign w:val="center"/>
+            <w:vAlign w:val="centre"/>
             <w:tcMar>
               <w:top w:w="80" w:type="dxa"/>
               <w:start w:w="80" w:type="dxa"/>
@@ -938,7 +938,7 @@
         <w:tc>
           <w:tcPr>
             <w:tcW w:type="dxa" w:w="2592"/>
-            <w:vAlign w:val="center"/>
+            <w:vAlign w:val="centre"/>
             <w:tcMar>
               <w:top w:w="80" w:type="dxa"/>
               <w:start w:w="80" w:type="dxa"/>
@@ -965,7 +965,7 @@
         <w:tc>
           <w:tcPr>
             <w:tcW w:type="dxa" w:w="2592"/>
-            <w:vAlign w:val="center"/>
+            <w:vAlign w:val="centre"/>
             <w:tcMar>
               <w:top w:w="80" w:type="dxa"/>
               <w:start w:w="80" w:type="dxa"/>
@@ -992,7 +992,7 @@
         <w:tc>
           <w:tcPr>
             <w:tcW w:type="dxa" w:w="2592"/>
-            <w:vAlign w:val="center"/>
+            <w:vAlign w:val="centre"/>
             <w:tcMar>
               <w:top w:w="80" w:type="dxa"/>
               <w:start w:w="80" w:type="dxa"/>
@@ -1021,7 +1021,7 @@
         <w:tc>
           <w:tcPr>
             <w:tcW w:type="dxa" w:w="2592"/>
-            <w:vAlign w:val="center"/>
+            <w:vAlign w:val="centre"/>
             <w:tcMar>
               <w:top w:w="80" w:type="dxa"/>
               <w:start w:w="80" w:type="dxa"/>
@@ -1038,7 +1038,7 @@
         <w:tc>
           <w:tcPr>
             <w:tcW w:type="dxa" w:w="2592"/>
-            <w:vAlign w:val="center"/>
+            <w:vAlign w:val="centre"/>
             <w:tcMar>
               <w:top w:w="80" w:type="dxa"/>
               <w:start w:w="80" w:type="dxa"/>
@@ -1065,7 +1065,7 @@
         <w:tc>
           <w:tcPr>
             <w:tcW w:type="dxa" w:w="2592"/>
-            <w:vAlign w:val="center"/>
+            <w:vAlign w:val="centre"/>
             <w:tcMar>
               <w:top w:w="80" w:type="dxa"/>
               <w:start w:w="80" w:type="dxa"/>
@@ -1092,7 +1092,7 @@
         <w:tc>
           <w:tcPr>
             <w:tcW w:type="dxa" w:w="2592"/>
-            <w:vAlign w:val="center"/>
+            <w:vAlign w:val="centre"/>
             <w:tcMar>
               <w:top w:w="80" w:type="dxa"/>
               <w:start w:w="80" w:type="dxa"/>
@@ -1121,7 +1121,7 @@
         <w:tc>
           <w:tcPr>
             <w:tcW w:type="dxa" w:w="2592"/>
-            <w:vAlign w:val="center"/>
+            <w:vAlign w:val="centre"/>
             <w:tcMar>
               <w:top w:w="80" w:type="dxa"/>
               <w:start w:w="80" w:type="dxa"/>
@@ -1138,7 +1138,7 @@
         <w:tc>
           <w:tcPr>
             <w:tcW w:type="dxa" w:w="2592"/>
-            <w:vAlign w:val="center"/>
+            <w:vAlign w:val="centre"/>
             <w:tcMar>
               <w:top w:w="80" w:type="dxa"/>
               <w:start w:w="80" w:type="dxa"/>
@@ -1165,7 +1165,7 @@
         <w:tc>
           <w:tcPr>
             <w:tcW w:type="dxa" w:w="2592"/>
-            <w:vAlign w:val="center"/>
+            <w:vAlign w:val="centre"/>
             <w:tcMar>
               <w:top w:w="80" w:type="dxa"/>
               <w:start w:w="80" w:type="dxa"/>
@@ -1192,7 +1192,7 @@
         <w:tc>
           <w:tcPr>
             <w:tcW w:type="dxa" w:w="2592"/>
-            <w:vAlign w:val="center"/>
+            <w:vAlign w:val="centre"/>
             <w:tcMar>
               <w:top w:w="80" w:type="dxa"/>
               <w:start w:w="80" w:type="dxa"/>
@@ -1221,7 +1221,7 @@
         <w:tc>
           <w:tcPr>
             <w:tcW w:type="dxa" w:w="2592"/>
-            <w:vAlign w:val="center"/>
+            <w:vAlign w:val="centre"/>
             <w:tcMar>
               <w:top w:w="80" w:type="dxa"/>
               <w:start w:w="80" w:type="dxa"/>
@@ -1238,7 +1238,7 @@
         <w:tc>
           <w:tcPr>
             <w:tcW w:type="dxa" w:w="2592"/>
-            <w:vAlign w:val="center"/>
+            <w:vAlign w:val="centre"/>
             <w:tcMar>
               <w:top w:w="80" w:type="dxa"/>
               <w:start w:w="80" w:type="dxa"/>
@@ -1265,7 +1265,7 @@
         <w:tc>
           <w:tcPr>
             <w:tcW w:type="dxa" w:w="2592"/>
-            <w:vAlign w:val="center"/>
+            <w:vAlign w:val="centre"/>
             <w:tcMar>
               <w:top w:w="80" w:type="dxa"/>
               <w:start w:w="80" w:type="dxa"/>
@@ -1292,7 +1292,7 @@
         <w:tc>
           <w:tcPr>
             <w:tcW w:type="dxa" w:w="2592"/>
-            <w:vAlign w:val="center"/>
+            <w:vAlign w:val="centre"/>
             <w:tcMar>
               <w:top w:w="80" w:type="dxa"/>
               <w:start w:w="80" w:type="dxa"/>
@@ -1321,7 +1321,7 @@
         <w:tc>
           <w:tcPr>
             <w:tcW w:type="dxa" w:w="2592"/>
-            <w:vAlign w:val="center"/>
+            <w:vAlign w:val="centre"/>
             <w:tcMar>
               <w:top w:w="80" w:type="dxa"/>
               <w:start w:w="80" w:type="dxa"/>
@@ -1338,7 +1338,7 @@
         <w:tc>
           <w:tcPr>
             <w:tcW w:type="dxa" w:w="2592"/>
-            <w:vAlign w:val="center"/>
+            <w:vAlign w:val="centre"/>
             <w:tcMar>
               <w:top w:w="80" w:type="dxa"/>
               <w:start w:w="80" w:type="dxa"/>
@@ -1365,7 +1365,7 @@
         <w:tc>
           <w:tcPr>
             <w:tcW w:type="dxa" w:w="2592"/>
-            <w:vAlign w:val="center"/>
+            <w:vAlign w:val="centre"/>
             <w:tcMar>
               <w:top w:w="80" w:type="dxa"/>
               <w:start w:w="80" w:type="dxa"/>
@@ -1392,7 +1392,7 @@
         <w:tc>
           <w:tcPr>
             <w:tcW w:type="dxa" w:w="2592"/>
-            <w:vAlign w:val="center"/>
+            <w:vAlign w:val="centre"/>
             <w:tcMar>
               <w:top w:w="80" w:type="dxa"/>
               <w:start w:w="80" w:type="dxa"/>
@@ -1568,14 +1568,14 @@
   <w:p>
     <w:pPr>
       <w:pStyle w:val="Footer"/>
-      <w:jc w:val="center"/>
+      <w:jc w:val="centre"/>
     </w:pPr>
     <w:r>
       <w:rPr>
-        <w:color w:val="646464"/>
-        <w:sz w:val="14"/>
-      </w:rPr>
-      <w:t>Copyright © 2026 Author(s) of Artificial Intelligence and Healthcare Economics | V1.0 | CC BY-NC 4.0 content notice</w:t>
+        <w:color w:val="5F5A5B"/>
+        <w:sz w:val="15"/>
+      </w:rPr>
+      <w:t>Muthana Zouri · Carmen Marinela Cumpăt · Grigore T. Popa University of Medicine and Pharmacy Publishing House · 2026</w:t>
     </w:r>
   </w:p>
 </w:ftr>
@@ -1606,7 +1606,25 @@
   <w:p>
     <w:pPr>
       <w:pStyle w:val="Header"/>
-    </w:pPr>
+      <w:jc w:val="centre"/>
+    </w:pPr>
+    <w:r/>
+    <w:r>
+      <w:rPr>
+        <w:rFonts w:ascii="Georgia" w:hAnsi="Georgia"/>
+        <w:b/>
+        <w:color w:val="7B1734"/>
+        <w:sz w:val="17"/>
+      </w:rPr>
+      <w:t>Artificial Intelligence and Healthcare Economics</w:t>
+    </w:r>
+    <w:r>
+      <w:rPr>
+        <w:color w:val="5F5A5B"/>
+        <w:sz w:val="16"/>
+      </w:rPr>
+      <w:t xml:space="preserve"> · Digital Resource Companion · V1.0</w:t>
+    </w:r>
   </w:p>
 </w:hdr>
 </file>
@@ -2008,7 +2026,7 @@
     <w:rsid w:val="00E618BF"/>
     <w:pPr>
       <w:tabs>
-        <w:tab w:val="center" w:pos="4680"/>
+        <w:tab w:val="centre" w:pos="4680"/>
         <w:tab w:val="right" w:pos="9360"/>
       </w:tabs>
       <w:spacing w:after="0" w:line="240" w:lineRule="auto"/>
@@ -2030,7 +2048,7 @@
     <w:rsid w:val="00E618BF"/>
     <w:pPr>
       <w:tabs>
-        <w:tab w:val="center" w:pos="4680"/>
+        <w:tab w:val="centre" w:pos="4680"/>
         <w:tab w:val="right" w:pos="9360"/>
       </w:tabs>
       <w:spacing w:after="0" w:line="240" w:lineRule="auto"/>
